--- a/por/docx/03.content.docx
+++ b/por/docx/03.content.docx
@@ -529,7 +529,7 @@
         <w:rPr>
           <w:lang w:val="pt_PT" w:bidi="pt_PT"/>
         </w:rPr>
-        <w:t xml:space="preserve"> Removerá o papo com o que estiver dentropapo (...) dentro: Ou o papo e as penas. O significado do hebraico é incerto." class="footnote-marker"&gt;1 e o lançará ao lado leste do altar, onde ficam as cinzas.</w:t>
+        <w:t xml:space="preserve"> Removerá o papo com o que estiver dentro e o lançará ao lado leste do altar, onde ficam as cinzas.</w:t>
       </w:r>
     </w:p>
     <w:p>
@@ -902,7 +902,7 @@
         <w:rPr>
           <w:lang w:val="pt_PT" w:bidi="pt_PT"/>
         </w:rPr>
-        <w:t xml:space="preserve"> O sacerdote queimará a porção memorial dos cereais esmagados, junto com o azeite e o incenso; é uma oferta queimada ao SENHOR."</w:t>
+        <w:t xml:space="preserve"> O sacerdote queimará a porção memorial dos cereais esmagados, junto com o azeite e o incenso; é uma oferta queimada ao SENHOR.”</w:t>
       </w:r>
     </w:p>
     <w:p>
@@ -1275,7 +1275,7 @@
         <w:rPr>
           <w:lang w:val="pt_PT" w:bidi="pt_PT"/>
         </w:rPr>
-        <w:t xml:space="preserve"> "Este é um decreto permanente para vocês e para seus descendentes, onde quer que vivam: não comam nem gordura nem sangue".</w:t>
+        <w:t xml:space="preserve"> "Este é um decreto permanente para vocês e para seus descendentes, onde quer que vivam: não comam nem gordura nem sangue”.</w:t>
       </w:r>
     </w:p>
     <w:p>
@@ -2026,7 +2026,7 @@
         <w:rPr>
           <w:lang w:val="pt_PT" w:bidi="pt_PT"/>
         </w:rPr>
-        <w:t xml:space="preserve"> Em seguida, tirará toda a gordura da ovelha, como se faz com o cordeiro da oferta de paz, e a queimará no altar sobre os holocaustos dedicados ao SENHOR. Assim, ele fará expiação pelo pecado da pessoa, e ela será perdoada."</w:t>
+        <w:t xml:space="preserve"> Em seguida, tirará toda a gordura da ovelha, como se faz com o cordeiro da oferta de paz, e a queimará no altar sobre os holocaustos dedicados ao SENHOR. Assim, ele fará expiação pelo pecado da pessoa, e ela será perdoada.”</w:t>
       </w:r>
     </w:p>
     <w:p>
@@ -2273,7 +2273,7 @@
         <w:rPr>
           <w:lang w:val="pt_PT" w:bidi="pt_PT"/>
         </w:rPr>
-        <w:t xml:space="preserve"> "Se a pessoa não tiver condições de trazer duas rolinhas ou dois pombinhos, apresentará ao SENHOR dois litrosdois litros: 1/10 de efa, o qual era uma medida de capacidade para secos estimada entre 20 e 40 litros." class="footnote-marker"&gt;1 de farinha da melhor qualidade como oferta pelo pecado. Não colocará azeite sobre ela nem acrescentará incenso, pois é oferta pelo pecado.</w:t>
+        <w:t xml:space="preserve"> "Se a pessoa não tiver condições de trazer duas rolinhas ou dois pombinhos, apresentará ao SENHOR dois litros de farinha da melhor qualidade como oferta pelo pecado. Não colocará azeite sobre ela nem acrescentará incenso, pois é oferta pelo pecado.</w:t>
       </w:r>
     </w:p>
     <w:p>
@@ -2315,7 +2315,7 @@
         <w:rPr>
           <w:lang w:val="pt_PT" w:bidi="pt_PT"/>
         </w:rPr>
-        <w:t xml:space="preserve"> O sacerdote fará a expiação pelo pecado da pessoa que pecou em alguma dessas situações, e ela será perdoada. O que sobrar da farinha será do sacerdote, como se faz com a oferta de cereais".</w:t>
+        <w:t xml:space="preserve"> O sacerdote fará a expiação pelo pecado da pessoa que pecou em alguma dessas situações, e ela será perdoada. O que sobrar da farinha será do sacerdote, como se faz com a oferta de cereais”.</w:t>
       </w:r>
     </w:p>
     <w:p>
@@ -2441,7 +2441,7 @@
         <w:rPr>
           <w:lang w:val="pt_PT" w:bidi="pt_PT"/>
         </w:rPr>
-        <w:t xml:space="preserve"> É oferta pela culpa; certamente se tornou culpada diante do SENHOR".</w:t>
+        <w:t xml:space="preserve"> É oferta pela culpa; certamente se tornou culpada diante do SENHOR”.</w:t>
       </w:r>
     </w:p>
     <w:p>
@@ -2604,7 +2604,7 @@
         <w:rPr>
           <w:lang w:val="pt_PT" w:bidi="pt_PT"/>
         </w:rPr>
-        <w:t xml:space="preserve"> O sacerdote fará a expiação diante do SENHOR, e a pessoa será perdoada de todos os pecados que a tornaram culpada".</w:t>
+        <w:t xml:space="preserve"> O sacerdote fará a expiação diante do SENHOR, e a pessoa será perdoada de todos os pecados que a tornaram culpada”.</w:t>
       </w:r>
     </w:p>
     <w:p>
@@ -2730,7 +2730,7 @@
         <w:rPr>
           <w:lang w:val="pt_PT" w:bidi="pt_PT"/>
         </w:rPr>
-        <w:t xml:space="preserve"> O fogo do altar deverá estar sempre aceso; nunca deverá se apagar."</w:t>
+        <w:t xml:space="preserve"> O fogo do altar deverá estar sempre aceso; nunca deverá se apagar.”</w:t>
       </w:r>
     </w:p>
     <w:p>
@@ -2835,7 +2835,7 @@
         <w:rPr>
           <w:lang w:val="pt_PT" w:bidi="pt_PT"/>
         </w:rPr>
-        <w:t xml:space="preserve"> Assim, todos os homens descendentes de Arão, em todas as gerações, poderão comer a sua parte das ofertas queimadas ao SENHOR; é decreto permanente. Tudo o que tocar nessas ofertas será santo".</w:t>
+        <w:t xml:space="preserve"> Assim, todos os homens descendentes de Arão, em todas as gerações, poderão comer a sua parte das ofertas queimadas ao SENHOR; é decreto permanente. Tudo o que tocar nessas ofertas será santo”.</w:t>
       </w:r>
     </w:p>
     <w:p>
@@ -2877,7 +2877,7 @@
         <w:rPr>
           <w:lang w:val="pt_PT" w:bidi="pt_PT"/>
         </w:rPr>
-        <w:t xml:space="preserve"> "Esta é a oferta que Arão e seus filhos deverão apresentar ao SENHOR no dia em que forem ungidos: dois litrosdois litros: 1/10 de efa, o qual era uma medida de capacidade para secos estimada entre 20 e 40 litros." class="footnote-marker"&gt;1 de farinha da melhor qualidade, como oferta de cereais; metade pela manhã e metade à tarde.</w:t>
+        <w:t xml:space="preserve"> "Esta é a oferta que Arão e seus filhos deverão apresentar ao SENHOR no dia em que forem ungidos: dois litros de farinha da melhor qualidade, como oferta de cereais; metade pela manhã e metade à tarde.</w:t>
       </w:r>
     </w:p>
     <w:p>
@@ -2940,7 +2940,7 @@
         <w:rPr>
           <w:lang w:val="pt_PT" w:bidi="pt_PT"/>
         </w:rPr>
-        <w:t xml:space="preserve"> Toda oferta de cereais do sacerdote será totalmente queimada; não deverá ser comida".</w:t>
+        <w:t xml:space="preserve"> Toda oferta de cereais do sacerdote será totalmente queimada; não deverá ser comida”.</w:t>
       </w:r>
     </w:p>
     <w:p>
@@ -3087,7 +3087,7 @@
         <w:rPr>
           <w:lang w:val="pt_PT" w:bidi="pt_PT"/>
         </w:rPr>
-        <w:t xml:space="preserve"> Não se deve comer do animal da oferta pelo pecado cujo sangue for levado à tenda do encontro para expiação no Lugar Santo. Ele será totalmente queimado."</w:t>
+        <w:t xml:space="preserve"> Não se deve comer do animal da oferta pelo pecado cujo sangue for levado à tenda do encontro para expiação no Lugar Santo. Ele será totalmente queimado.”</w:t>
       </w:r>
     </w:p>
     <w:p>
@@ -3313,7 +3313,7 @@
         <w:rPr>
           <w:lang w:val="pt_PT" w:bidi="pt_PT"/>
         </w:rPr>
-        <w:t xml:space="preserve"> As demais ofertas de cereais, sejam misturadas com azeite ou não, serão divididas em partes iguais entre todos os filhos de Arão."</w:t>
+        <w:t xml:space="preserve"> As demais ofertas de cereais, sejam misturadas com azeite ou não, serão divididas em partes iguais entre todos os filhos de Arão.”</w:t>
       </w:r>
     </w:p>
     <w:p>
@@ -3544,7 +3544,7 @@
         <w:rPr>
           <w:lang w:val="pt_PT" w:bidi="pt_PT"/>
         </w:rPr>
-        <w:t xml:space="preserve"> Quem tocar em algo cerimonialmente impuro — seja impureza humana, de animal ou de qualquer coisa proibida — e depois comer da carne da oferta de paz, que é do SENHOR, será excluído da congregação".</w:t>
+        <w:t xml:space="preserve"> Quem tocar em algo cerimonialmente impuro — seja impureza humana, de animal ou de qualquer coisa proibida — e depois comer da carne da oferta de paz, que é do SENHOR, será excluído da congregação”.</w:t>
       </w:r>
     </w:p>
     <w:p>
@@ -3670,7 +3670,7 @@
         <w:rPr>
           <w:lang w:val="pt_PT" w:bidi="pt_PT"/>
         </w:rPr>
-        <w:t xml:space="preserve"> Quem comer sangue será excluído da congregação".</w:t>
+        <w:t xml:space="preserve"> Quem comer sangue será excluído da congregação”.</w:t>
       </w:r>
     </w:p>
     <w:p>
@@ -3859,7 +3859,7 @@
         <w:rPr>
           <w:lang w:val="pt_PT" w:bidi="pt_PT"/>
         </w:rPr>
-        <w:t xml:space="preserve"> O SENHOR ordenou que essa porção fosse dada a eles no dia em que foram ungidos. É um decreto permanente para todas as suas gerações".</w:t>
+        <w:t xml:space="preserve"> O SENHOR ordenou que essa porção fosse dada a eles no dia em que foram ungidos. É um decreto permanente para todas as suas gerações”.</w:t>
       </w:r>
     </w:p>
     <w:p>
@@ -3980,7 +3980,7 @@
         <w:rPr>
           <w:lang w:val="pt_PT" w:bidi="pt_PT"/>
         </w:rPr>
-        <w:t xml:space="preserve"> e reúna toda a congregação à entrada da tenda do encontro".</w:t>
+        <w:t xml:space="preserve"> e reúna toda a congregação à entrada da tenda do encontro”.</w:t>
       </w:r>
     </w:p>
     <w:p>
@@ -4022,7 +4022,7 @@
         <w:rPr>
           <w:lang w:val="pt_PT" w:bidi="pt_PT"/>
         </w:rPr>
-        <w:t xml:space="preserve"> Então Moisés disse à congregação: "Foi isso que o SENHOR ordenou que fosse feito".</w:t>
+        <w:t xml:space="preserve"> Então Moisés disse à congregação: “Foi isso que o SENHOR ordenou que fosse feito”.</w:t>
       </w:r>
     </w:p>
     <w:p>
@@ -4568,7 +4568,7 @@
         <w:rPr>
           <w:lang w:val="pt_PT" w:bidi="pt_PT"/>
         </w:rPr>
-        <w:t xml:space="preserve"> Em seguida, disse a Arão e aos seus filhos: “Cozinhem a carne do carneiro da consagração à entrada da tenda do encontro e a comam ali, junto com o pão do cesto da consagração, conforme ordenei: 'Arão e seus filhos devem comê-la'.</w:t>
+        <w:t xml:space="preserve"> Em seguida, disse a Arão e aos seus filhos: “Cozinhem a carne do carneiro da consagração à entrada da tenda do encontro e a comam ali, junto com o pão do cesto da consagração, conforme ordenei: ‘Arão e seus filhos devem comê-la’.</w:t>
       </w:r>
     </w:p>
     <w:p>
@@ -4652,7 +4652,7 @@
         <w:rPr>
           <w:lang w:val="pt_PT" w:bidi="pt_PT"/>
         </w:rPr>
-        <w:t xml:space="preserve"> Fiquem dia e noite à entrada da tenda do encontro durante sete dias. Se não obedecerem ao que o SENHOR ordenou, morrerão. Foi isso que Deus me disse".</w:t>
+        <w:t xml:space="preserve"> Fiquem dia e noite à entrada da tenda do encontro durante sete dias. Se não obedecerem ao que o SENHOR ordenou, morrerão. Foi isso que Deus me disse”.</w:t>
       </w:r>
     </w:p>
     <w:p>
@@ -4731,7 +4731,7 @@
         <w:rPr>
           <w:lang w:val="pt_PT" w:bidi="pt_PT"/>
         </w:rPr>
-        <w:t xml:space="preserve"> e disse a Arão: "Traga dois animais sem defeito — um bezerro para a oferta pelo pecado e um carneiro para o holocausto — e apresente-os ao SENHOR.</w:t>
+        <w:t xml:space="preserve"> e disse a Arão: “Traga dois animais sem defeito — um bezerro para a oferta pelo pecado e um carneiro para o holocausto — e apresente-os ao SENHOR.</w:t>
       </w:r>
     </w:p>
     <w:p>
@@ -4773,7 +4773,7 @@
         <w:rPr>
           <w:lang w:val="pt_PT" w:bidi="pt_PT"/>
         </w:rPr>
-        <w:t xml:space="preserve"> um boi e um carneiro para a oferta de paz, junto com a oferta de cereais misturada com azeite. Apresentem tudo ao SENHOR, pois hoje ele vai aparecer a vocês".</w:t>
+        <w:t xml:space="preserve"> um boi e um carneiro para a oferta de paz, junto com a oferta de cereais misturada com azeite. Apresentem tudo ao SENHOR, pois hoje ele vai aparecer a vocês”.</w:t>
       </w:r>
     </w:p>
     <w:p>
@@ -4815,7 +4815,7 @@
         <w:rPr>
           <w:lang w:val="pt_PT" w:bidi="pt_PT"/>
         </w:rPr>
-        <w:t xml:space="preserve"> Moisés disse: "Foi isso que o SENHOR ordenou que vocês fizessem, para que a glória dele se manifeste a vocês".</w:t>
+        <w:t xml:space="preserve"> Moisés disse: “Foi isso que o SENHOR ordenou que vocês fizessem, para que a glória dele se manifeste a vocês”.</w:t>
       </w:r>
     </w:p>
     <w:p>
@@ -4836,7 +4836,7 @@
         <w:rPr>
           <w:lang w:val="pt_PT" w:bidi="pt_PT"/>
         </w:rPr>
-        <w:t xml:space="preserve"> Moisés disse a Arão: "Aproxime-se do altar e apresente sua oferta pelo pecado e seu holocausto, para expiar os seus pecados e os do povo; depois, apresente a oferta do povo e a expiação por ele, como o SENHOR ordenou".</w:t>
+        <w:t xml:space="preserve"> Moisés disse a Arão: “Aproxime-se do altar e apresente sua oferta pelo pecado e seu holocausto, para expiar os seus pecados e os do povo; depois, apresente a oferta do povo e a expiação por ele, como o SENHOR ordenou”.</w:t>
       </w:r>
     </w:p>
     <w:p>
@@ -5272,7 +5272,7 @@
         <w:rPr>
           <w:lang w:val="pt_PT" w:bidi="pt_PT"/>
         </w:rPr>
-        <w:t xml:space="preserve"> Moisés então disse a Arão: "Foi isto que o SENHOR falou: 'Mostrarei a minha santidade nos que se aproximam de mim; e serei glorificado diante de todo o povo'". Mas Arão se calou.</w:t>
+        <w:t xml:space="preserve"> Moisés então disse a Arão: “Foi isto que o SENHOR falou: ‘Mostrarei a minha santidade nos que se aproximam de mim; e serei glorificado diante de todo o povo’”. Mas Arão se calou.</w:t>
       </w:r>
     </w:p>
     <w:p>
@@ -5293,7 +5293,7 @@
         <w:rPr>
           <w:lang w:val="pt_PT" w:bidi="pt_PT"/>
         </w:rPr>
-        <w:t xml:space="preserve"> Em seguida, Moisés chamou Misael e Elzafã, filhos de Uziel, que era tio de Arão, e disse: "Levem o corpo de seus dois parentes da frente do santuário para fora do acampamento".</w:t>
+        <w:t xml:space="preserve"> Em seguida, Moisés chamou Misael e Elzafã, filhos de Uziel, que era tio de Arão, e disse: “Levem o corpo de seus dois parentes da frente do santuário para fora do acampamento”.</w:t>
       </w:r>
     </w:p>
     <w:p>
@@ -5335,7 +5335,7 @@
         <w:rPr>
           <w:lang w:val="pt_PT" w:bidi="pt_PT"/>
         </w:rPr>
-        <w:t xml:space="preserve"> Moisés disse a Arão e a Eleazar e Itamar, filhos dele: "Não se mostrem de luto como os outros: não deixem o cabelo desgrenhadoOu a cabeça descoberta." class="footnote-marker"&gt;1 nem rasguem as roupas, para que não morram e para que a ira do SENHOR não caia sobre toda a congregação. Os seus parentes, toda a casa de Israel, poderão chorar pelos que foram mortos pelo fogo do SENHOR.</w:t>
+        <w:t xml:space="preserve"> Moisés disse a Arão e a Eleazar e Itamar, filhos dele: “Não se mostrem de luto como os outros: não deixem o cabelo desgrenhado nem rasguem as roupas, para que não morram e para que a ira do SENHOR não caia sobre toda a congregação. Os seus parentes, toda a casa de Israel, poderão chorar pelos que foram mortos pelo fogo do SENHOR.</w:t>
       </w:r>
     </w:p>
     <w:p>
@@ -5356,7 +5356,7 @@
         <w:rPr>
           <w:lang w:val="pt_PT" w:bidi="pt_PT"/>
         </w:rPr>
-        <w:t xml:space="preserve"> Não saiam da entrada da tenda do encontro, senão vocês morrerão, pois o óleo da unção do SENHOR está sobre vocês". E eles fizeram como Moisés tinha ordenado.</w:t>
+        <w:t xml:space="preserve"> Não saiam da entrada da tenda do encontro, senão vocês morrerão, pois o óleo da unção do SENHOR está sobre vocês”. E eles fizeram como Moisés tinha ordenado.</w:t>
       </w:r>
     </w:p>
     <w:p>
@@ -5440,7 +5440,7 @@
         <w:rPr>
           <w:lang w:val="pt_PT" w:bidi="pt_PT"/>
         </w:rPr>
-        <w:t xml:space="preserve"> e ensinar aos israelitas todas as leis que o SENHOR falou por meio de Moisés".</w:t>
+        <w:t xml:space="preserve"> e ensinar aos israelitas todas as leis que o SENHOR falou por meio de Moisés”.</w:t>
       </w:r>
     </w:p>
     <w:p>
@@ -5461,7 +5461,7 @@
         <w:rPr>
           <w:lang w:val="pt_PT" w:bidi="pt_PT"/>
         </w:rPr>
-        <w:t xml:space="preserve"> Moisés disse a Arão e aos filhos dele que ainda estavam vivos, Eleazar e Itamar: "Peguem a oferta de cereais que restou das ofertas queimadas ao SENHOR e a comam sem fermento, junto ao altar, pois é santíssima.</w:t>
+        <w:t xml:space="preserve"> Moisés disse a Arão e aos filhos dele que ainda estavam vivos, Eleazar e Itamar: “Peguem a oferta de cereais que restou das ofertas queimadas ao SENHOR e a comam sem fermento, junto ao altar, pois é santíssima.</w:t>
       </w:r>
     </w:p>
     <w:p>
@@ -5524,7 +5524,7 @@
         <w:rPr>
           <w:lang w:val="pt_PT" w:bidi="pt_PT"/>
         </w:rPr>
-        <w:t xml:space="preserve"> A coxa da oferta elevada e o peito da oferta movida serão trazidos junto com a gordura que é queimada, para serem movidos diante do SENHOR como oferta movida. Essa porção será para você e para seus filhos, como decreto permanente, conforme o SENHOR ordenou".</w:t>
+        <w:t xml:space="preserve"> A coxa da oferta elevada e o peito da oferta movida serão trazidos junto com a gordura que é queimada, para serem movidos diante do SENHOR como oferta movida. Essa porção será para você e para seus filhos, como decreto permanente, conforme o SENHOR ordenou”.</w:t>
       </w:r>
     </w:p>
     <w:p>
@@ -5587,7 +5587,7 @@
         <w:rPr>
           <w:lang w:val="pt_PT" w:bidi="pt_PT"/>
         </w:rPr>
-        <w:t xml:space="preserve"> O sangue do animal não foi levado ao santuário; era ali que a carne deveria ter sido comida, conforme eu havia ordenado".</w:t>
+        <w:t xml:space="preserve"> O sangue do animal não foi levado ao santuário; era ali que a carne deveria ter sido comida, conforme eu havia ordenado”.</w:t>
       </w:r>
     </w:p>
     <w:p>
@@ -5608,7 +5608,7 @@
         <w:rPr>
           <w:lang w:val="pt_PT" w:bidi="pt_PT"/>
         </w:rPr>
-        <w:t xml:space="preserve"> Arão respondeu a Moisés: "Hoje meus filhos apresentaram sua oferta pelo pecado e seu holocausto diante do SENHOR, e essas coisas terríveis aconteceram comigo. Será que o SENHOR teria ficado satisfeito se eu tivesse comido a oferta pelo pecado hoje?".</w:t>
+        <w:t xml:space="preserve"> Arão respondeu a Moisés: “Hoje meus filhos apresentaram sua oferta pelo pecado e seu holocausto diante do SENHOR, e essas coisas terríveis aconteceram comigo. Será que o SENHOR teria ficado satisfeito se eu tivesse comido a oferta pelo pecado hoje?”.</w:t>
       </w:r>
     </w:p>
     <w:p>
@@ -6044,7 +6044,7 @@
         <w:rPr>
           <w:lang w:val="pt_PT" w:bidi="pt_PT"/>
         </w:rPr>
-        <w:t xml:space="preserve"> a cegonha, todas as espécies de garça, a poupa e o morcego.A identificação exata de algumas das aves, insetos e outros animais mencionados neste capítulo é incerta.﻿" class="footnote-marker"&gt;1</w:t>
+        <w:t xml:space="preserve"> a cegonha, todas as espécies de garça, a poupa e o morcego.</w:t>
       </w:r>
     </w:p>
     <w:p>
@@ -6632,7 +6632,7 @@
         <w:rPr>
           <w:lang w:val="pt_PT" w:bidi="pt_PT"/>
         </w:rPr>
-        <w:t xml:space="preserve"> Com elas, vocês farão distinção entre o impuro e o puro, entre os animais que vocês podem comer e os que não podem".</w:t>
+        <w:t xml:space="preserve"> Com elas, vocês farão distinção entre o impuro e o puro, entre os animais que vocês podem comer e os que não podem”.</w:t>
       </w:r>
     </w:p>
     <w:p>
@@ -6816,7 +6816,7 @@
         <w:rPr>
           <w:lang w:val="pt_PT" w:bidi="pt_PT"/>
         </w:rPr>
-        <w:t xml:space="preserve"> "Se ela não tiver condições de oferecer um cordeiro, trará duas rolinhas ou dois pombinhos: um para ser o holocausto, e o outro, para a oferta pelo pecado. O sacerdote fará expiação, e ela ficará pura".</w:t>
+        <w:t xml:space="preserve"> "Se ela não tiver condições de oferecer um cordeiro, trará duas rolinhas ou dois pombinhos: um para ser o holocausto, e o outro, para a oferta pelo pecado. O sacerdote fará expiação, e ela ficará pura”.</w:t>
       </w:r>
     </w:p>
     <w:p>
@@ -6874,7 +6874,7 @@
         <w:rPr>
           <w:lang w:val="pt_PT" w:bidi="pt_PT"/>
         </w:rPr>
-        <w:t xml:space="preserve"> "Se uma pessoa tiver na pele um inchaço, uma erupção ou uma mancha reluzente que possa sugerir lepra,O termo hebraico traduzido por lepra indica várias doenças de pele, não apenas a hanseníase." class="footnote-marker"&gt;1 ela deve ser levada ao sacerdote Arão ou a um de seus filhos sacerdotes.</w:t>
+        <w:t xml:space="preserve"> "Se uma pessoa tiver na pele um inchaço, uma erupção ou uma mancha reluzente que possa sugerir lepra, ela deve ser levada ao sacerdote Arão ou a um de seus filhos sacerdotes.</w:t>
       </w:r>
     </w:p>
     <w:p>
@@ -7462,7 +7462,7 @@
         <w:rPr>
           <w:lang w:val="pt_PT" w:bidi="pt_PT"/>
         </w:rPr>
-        <w:t xml:space="preserve"> o sacerdote irá examiná-la. Se for mais profunda do que a pele e os pelos estiverem amarelados e finos, ele declarará que a pessoa está impura; é micose,O termo micose é usado como referência a uma afecção cutânea que provoca alteração da pele e dos pelos da cabeça ou do queixo, conforme descrito no hebraico. Não se trata da micose moderna (infecção fúngica), mas de uma doença de pele cerimonialmente impura." class="footnote-marker"&gt;2 ou seja, lepra da cabeça ou do queixo.</w:t>
+        <w:t xml:space="preserve"> o sacerdote irá examiná-la. Se for mais profunda do que a pele e os pelos estiverem amarelados e finos, ele declarará que a pessoa está impura; é micose, ou seja, lepra da cabeça ou do queixo.</w:t>
       </w:r>
     </w:p>
     <w:p>
@@ -7777,7 +7777,7 @@
         <w:rPr>
           <w:lang w:val="pt_PT" w:bidi="pt_PT"/>
         </w:rPr>
-        <w:t xml:space="preserve"> "Quem tiver lepra deverá rasgar as roupas, deixar o cabelo despenteado, cobrir a boca e gritar: 'Impuro! Impuro!'.</w:t>
+        <w:t xml:space="preserve"> "Quem tiver lepra deverá rasgar as roupas, deixar o cabelo despenteado, cobrir a boca e gritar: ‘Impuro! Impuro!’.</w:t>
       </w:r>
     </w:p>
     <w:p>
@@ -7819,7 +7819,7 @@
         <w:rPr>
           <w:lang w:val="pt_PT" w:bidi="pt_PT"/>
         </w:rPr>
-        <w:t xml:space="preserve"> "Se aparecer uma mancha de mofoO mesmo termo hebraico traduzido por lepra nos versículos anteriores é usado também nesta passagem; veja nota em 13.2." class="footnote-marker"&gt;2 em alguma roupa de lã ou de linho,</w:t>
+        <w:t xml:space="preserve"> "Se aparecer uma mancha de mofo em alguma roupa de lã ou de linho,</w:t>
       </w:r>
     </w:p>
     <w:p>
@@ -8071,7 +8071,7 @@
         <w:rPr>
           <w:lang w:val="pt_PT" w:bidi="pt_PT"/>
         </w:rPr>
-        <w:t xml:space="preserve"> "Essas são as leis para determinar se as manchas de mofo em roupas de lã ou de linho, peças tecidas ou entrelaçadas, ou em objetos feitos de couro são puras ou impuras".</w:t>
+        <w:t xml:space="preserve"> "Essas são as leis para determinar se as manchas de mofo em roupas de lã ou de linho, peças tecidas ou entrelaçadas, ou em objetos feitos de couro são puras ou impuras”.</w:t>
       </w:r>
     </w:p>
     <w:p>
@@ -8129,7 +8129,7 @@
         <w:rPr>
           <w:lang w:val="pt_PT" w:bidi="pt_PT"/>
         </w:rPr>
-        <w:t xml:space="preserve"> "Estas são as leis para a pessoa com lepralepra: O mesmo termo hebraico se refere também a diversas doenças de pele. Isso se aplica ao restante do capítulo." class="footnote-marker"&gt;1 no dia da sua purificação. Ela será levada ao sacerdote,</w:t>
+        <w:t xml:space="preserve"> "Estas são as leis para a pessoa com lepra no dia da sua purificação. Ela será levada ao sacerdote,</w:t>
       </w:r>
     </w:p>
     <w:p>
@@ -8297,7 +8297,7 @@
         <w:rPr>
           <w:lang w:val="pt_PT" w:bidi="pt_PT"/>
         </w:rPr>
-        <w:t xml:space="preserve"> "No oitavo dia, ela trará três animais sem defeito — uma cordeira de um ano e dois cordeiros —, seis litrosseis litros: 3/10 de efa. O efa era uma medida de capacidade para produtos secos, estimada entre 20 e 40 litros." class="footnote-marker"&gt;2 de farinha da melhor qualidade misturada com azeite, como oferta de cereais, e meio litromeio litro: Ou uma caneca em algumas versões. Em hebraico, um logue: medida de capacidade para líquidos, estimada entre 1/4 e 1/2 litro (aproximadamente 0,3 litro); também usada em 14.21." class="footnote-marker"&gt;3 de azeite.</w:t>
+        <w:t xml:space="preserve"> "No oitavo dia, ela trará três animais sem defeito — uma cordeira de um ano e dois cordeiros —, seis litros de farinha da melhor qualidade misturada com azeite, como oferta de cereais, e meio litro de azeite.</w:t>
       </w:r>
     </w:p>
     <w:p>
@@ -8759,7 +8759,7 @@
         <w:rPr>
           <w:lang w:val="pt_PT" w:bidi="pt_PT"/>
         </w:rPr>
-        <w:t xml:space="preserve"> Essas são as leis para quem tem lepra, mas não tem recursos para apresentar as ofertas para sua purificação".</w:t>
+        <w:t xml:space="preserve"> Essas são as leis para quem tem lepra, mas não tem recursos para apresentar as ofertas para sua purificação”.</w:t>
       </w:r>
     </w:p>
     <w:p>
@@ -8822,7 +8822,7 @@
         <w:rPr>
           <w:lang w:val="pt_PT" w:bidi="pt_PT"/>
         </w:rPr>
-        <w:t xml:space="preserve"> o dono da casa deverá ir ao sacerdote e dizer: ‘Parece que há mancha de mofo na minha casa'.</w:t>
+        <w:t xml:space="preserve"> o dono da casa deverá ir ao sacerdote e dizer: ‘Parece que há mancha de mofo na minha casa’.</w:t>
       </w:r>
     </w:p>
     <w:p>
@@ -9284,7 +9284,7 @@
         <w:rPr>
           <w:lang w:val="pt_PT" w:bidi="pt_PT"/>
         </w:rPr>
-        <w:t xml:space="preserve"> Foram dadas para ensinar quando algo é impuro e quando é puro, e se aplicam a todos esses casos".</w:t>
+        <w:t xml:space="preserve"> Foram dadas para ensinar quando algo é impuro e quando é puro, e se aplicam a todos esses casos”.</w:t>
       </w:r>
     </w:p>
     <w:p>
@@ -9993,7 +9993,7 @@
         <w:rPr>
           <w:lang w:val="pt_PT" w:bidi="pt_PT"/>
         </w:rPr>
-        <w:t xml:space="preserve"> e à mulher no seu período menstrual; ao que tem fluxo, seja homem ou mulher, e ao homem que se deita com uma mulher impura".</w:t>
+        <w:t xml:space="preserve"> e à mulher no seu período menstrual; ao que tem fluxo, seja homem ou mulher, e ao homem que se deita com uma mulher impura”.</w:t>
       </w:r>
     </w:p>
     <w:p>
@@ -10618,7 +10618,7 @@
         <w:rPr>
           <w:lang w:val="pt_PT" w:bidi="pt_PT"/>
         </w:rPr>
-        <w:t xml:space="preserve"> "Este é um decreto permanente para vocês e para os estrangeiros que vivem entre vocês: no décimo dia do sétimo mês, todos se humilharãoOu jejuarão." class="footnote-marker"&gt;1 e não farão nenhum trabalho.</w:t>
+        <w:t xml:space="preserve"> "Este é um decreto permanente para vocês e para os estrangeiros que vivem entre vocês: no décimo dia do sétimo mês, todos se humilharão e não farão nenhum trabalho.</w:t>
       </w:r>
     </w:p>
     <w:p>
@@ -10723,7 +10723,7 @@
         <w:rPr>
           <w:lang w:val="pt_PT" w:bidi="pt_PT"/>
         </w:rPr>
-        <w:t xml:space="preserve"> Este será um decreto permanente: uma vez por ano a expiação de todos os pecados dos israelitas deverá ser realizada".Tudo foi feito exatamente como o SENHOR havia ordenado a Moisés.</w:t>
+        <w:t xml:space="preserve"> Este será um decreto permanente: uma vez por ano a expiação de todos os pecados dos israelitas deverá ser realizada”. Tudo foi feito exatamente como o SENHOR havia ordenado a Moisés.</w:t>
       </w:r>
     </w:p>
     <w:p>
@@ -11075,7 +11075,7 @@
         <w:rPr>
           <w:lang w:val="pt_PT" w:bidi="pt_PT"/>
         </w:rPr>
-        <w:t xml:space="preserve"> Mas, se não lavar as roupas nem o corpo, arcará com as consequências de seu pecado".</w:t>
+        <w:t xml:space="preserve"> Mas, se não lavar as roupas nem o corpo, arcará com as consequências de seu pecado”.</w:t>
       </w:r>
     </w:p>
     <w:p>
@@ -11721,7 +11721,7 @@
         <w:rPr>
           <w:lang w:val="pt_PT" w:bidi="pt_PT"/>
         </w:rPr>
-        <w:t xml:space="preserve"> Portanto, obedeçam às minhas leis e não sigam os costumes repugnantes que eram praticados antes de vocês, para que não se tornem impuros. Eu sou o SENHOR, seu Deus".</w:t>
+        <w:t xml:space="preserve"> Portanto, obedeçam às minhas leis e não sigam os costumes repugnantes que eram praticados antes de vocês, para que não se tornem impuros. Eu sou o SENHOR, seu Deus”.</w:t>
       </w:r>
     </w:p>
     <w:p>
@@ -11968,7 +11968,7 @@
         <w:rPr>
           <w:lang w:val="pt_PT" w:bidi="pt_PT"/>
         </w:rPr>
-        <w:t xml:space="preserve"> "Não roubem."Não mintam e não enganem uns aos outros.</w:t>
+        <w:t xml:space="preserve"> "Não roubem. “Não mintam e não enganem uns aos outros.</w:t>
       </w:r>
     </w:p>
     <w:p>
@@ -12010,7 +12010,7 @@
         <w:rPr>
           <w:lang w:val="pt_PT" w:bidi="pt_PT"/>
         </w:rPr>
-        <w:t xml:space="preserve"> "Não explorem seu próximo, nem roubem o que pertence a ele."Não deixem para o dia seguinte o pagamento de um trabalhador que recebe por dia.</w:t>
+        <w:t xml:space="preserve"> "Não explorem seu próximo, nem roubem o que pertence a ele. “Não deixem para o dia seguinte o pagamento de um trabalhador que recebe por dia.</w:t>
       </w:r>
     </w:p>
     <w:p>
@@ -12136,7 +12136,7 @@
         <w:rPr>
           <w:lang w:val="pt_PT" w:bidi="pt_PT"/>
         </w:rPr>
-        <w:t xml:space="preserve"> "Cumpram as minhas leis."Não cruzem animais de espécies diferentes. Não plantem sementes de duas espécies diferentes no mesmo campo. Não usem roupas feitas com diferentes tipos de tecido.</w:t>
+        <w:t xml:space="preserve"> "Cumpram as minhas leis. “Não cruzem animais de espécies diferentes. Não plantem sementes de duas espécies diferentes no mesmo campo. Não usem roupas feitas com diferentes tipos de tecido.</w:t>
       </w:r>
     </w:p>
     <w:p>
@@ -12283,7 +12283,7 @@
         <w:rPr>
           <w:lang w:val="pt_PT" w:bidi="pt_PT"/>
         </w:rPr>
-        <w:t xml:space="preserve"> "Não comam nada com sangue."Não pratiquem adivinhação nem feitiçaria.</w:t>
+        <w:t xml:space="preserve"> "Não comam nada com sangue. “Não pratiquem adivinhação nem feitiçaria.</w:t>
       </w:r>
     </w:p>
     <w:p>
@@ -12514,7 +12514,7 @@
         <w:rPr>
           <w:lang w:val="pt_PT" w:bidi="pt_PT"/>
         </w:rPr>
-        <w:t xml:space="preserve"> "Cumpram fielmente as minhas leis e mandamentos e os coloquem em prática. Eu sou o SENHOR".</w:t>
+        <w:t xml:space="preserve"> "Cumpram fielmente as minhas leis e mandamentos e os coloquem em prática. Eu sou o SENHOR”.</w:t>
       </w:r>
     </w:p>
     <w:p>
@@ -13097,7 +13097,7 @@
         <w:rPr>
           <w:lang w:val="pt_PT" w:bidi="pt_PT"/>
         </w:rPr>
-        <w:t xml:space="preserve"> "Qualquer homem ou mulher que recorrer a médiuns ou consultar espíritos de adivinhação deverá ser morto; será apedrejado. Trouxe sobre si a própria condenação".</w:t>
+        <w:t xml:space="preserve"> "Qualquer homem ou mulher que recorrer a médiuns ou consultar espíritos de adivinhação deverá ser morto; será apedrejado. Trouxe sobre si a própria condenação”.</w:t>
       </w:r>
     </w:p>
     <w:p>
@@ -13134,7 +13134,7 @@
         <w:rPr>
           <w:lang w:val="pt_PT" w:bidi="pt_PT"/>
         </w:rPr>
-        <w:t xml:space="preserve"> O SENHOR falou a Moisés: "Diga aos sacerdotes, filhos de Arão, que não devem se tornar impuros por causa de um morto entre o povo,</w:t>
+        <w:t xml:space="preserve"> O SENHOR falou a Moisés: “Diga aos sacerdotes, filhos de Arão, que não devem se tornar impuros por causa de um morto entre o povo,</w:t>
       </w:r>
     </w:p>
     <w:p>
@@ -13428,7 +13428,7 @@
         <w:rPr>
           <w:lang w:val="pt_PT" w:bidi="pt_PT"/>
         </w:rPr>
-        <w:t xml:space="preserve"> Assim ele não manchará sua linhagem entre o povo. Eu sou o SENHOR, que o santifica".</w:t>
+        <w:t xml:space="preserve"> Assim ele não manchará sua linhagem entre o povo. Eu sou o SENHOR, que o santifica”.</w:t>
       </w:r>
     </w:p>
     <w:p>
@@ -13596,7 +13596,7 @@
         <w:rPr>
           <w:lang w:val="pt_PT" w:bidi="pt_PT"/>
         </w:rPr>
-        <w:t xml:space="preserve"> Mas, por causa de seu defeito, não poderá se aproximar da cortina nem do altar, para que não torne impuros os meus santuários. Eu sou o SENHOR, que os santifico".</w:t>
+        <w:t xml:space="preserve"> Mas, por causa de seu defeito, não poderá se aproximar da cortina nem do altar, para que não torne impuros os meus santuários. Eu sou o SENHOR, que os santifico”.</w:t>
       </w:r>
     </w:p>
     <w:p>
@@ -13969,7 +13969,7 @@
         <w:rPr>
           <w:lang w:val="pt_PT" w:bidi="pt_PT"/>
         </w:rPr>
-        <w:t xml:space="preserve"> Não devem permitir que pessoas não autorizadas comam dessas ofertas, para que o povo não seja culpado e tenha de fazer reparação. Eu sou o SENHOR, que os santifico".</w:t>
+        <w:t xml:space="preserve"> Não devem permitir que pessoas não autorizadas comam dessas ofertas, para que o povo não seja culpado e tenha de fazer reparação. Eu sou o SENHOR, que os santifico”.</w:t>
       </w:r>
     </w:p>
     <w:p>
@@ -14158,7 +14158,7 @@
         <w:rPr>
           <w:lang w:val="pt_PT" w:bidi="pt_PT"/>
         </w:rPr>
-        <w:t xml:space="preserve"> Não aceitem animais assim de nenhum estrangeiro para oferecer como pão ao seu Deus, pois são deformados e têm defeito; não serão aceitos em favor de vocês".</w:t>
+        <w:t xml:space="preserve"> Não aceitem animais assim de nenhum estrangeiro para oferecer como pão ao seu Deus, pois são deformados e têm defeito; não serão aceitos em favor de vocês”.</w:t>
       </w:r>
     </w:p>
     <w:p>
@@ -14326,7 +14326,7 @@
         <w:rPr>
           <w:lang w:val="pt_PT" w:bidi="pt_PT"/>
         </w:rPr>
-        <w:t xml:space="preserve"> Eu os tirei do Egito para ser seu Deus. Eu sou o SENHOR".</w:t>
+        <w:t xml:space="preserve"> Eu os tirei do Egito para ser seu Deus. Eu sou o SENHOR”.</w:t>
       </w:r>
     </w:p>
     <w:p>
@@ -14510,7 +14510,7 @@
         <w:rPr>
           <w:lang w:val="pt_PT" w:bidi="pt_PT"/>
         </w:rPr>
-        <w:t xml:space="preserve"> Durante esses sete dias vocês apresentarão ofertas queimadas ao SENHOR, e no sétimo dia haverá outra reunião sagrada. Ninguém deverá trabalhar nesse dia também".</w:t>
+        <w:t xml:space="preserve"> Durante esses sete dias vocês apresentarão ofertas queimadas ao SENHOR, e no sétimo dia haverá outra reunião sagrada. Ninguém deverá trabalhar nesse dia também”.</w:t>
       </w:r>
     </w:p>
     <w:p>
@@ -14636,7 +14636,7 @@
         <w:rPr>
           <w:lang w:val="pt_PT" w:bidi="pt_PT"/>
         </w:rPr>
-        <w:t xml:space="preserve"> Não comam espigas novas, nem grãos torrados, nem pão feito com eles, até que essas ofertas sejam apresentadas a Deus. Esse é um decreto permanente, válido para todas as gerações, onde quer que vocês morarem."</w:t>
+        <w:t xml:space="preserve"> Não comam espigas novas, nem grãos torrados, nem pão feito com eles, até que essas ofertas sejam apresentadas a Deus. Esse é um decreto permanente, válido para todas as gerações, onde quer que vocês morarem.”</w:t>
       </w:r>
     </w:p>
     <w:p>
@@ -14804,7 +14804,7 @@
         <w:rPr>
           <w:lang w:val="pt_PT" w:bidi="pt_PT"/>
         </w:rPr>
-        <w:t xml:space="preserve"> "Quando fizerem a colheita em sua terra, não colham até os cantos do campo, nem recolham o que cair no chão. Deixem as espigas para os pobres e para os estrangeiros. Eu sou o SENHOR, seu Deus".</w:t>
+        <w:t xml:space="preserve"> "Quando fizerem a colheita em sua terra, não colham até os cantos do campo, nem recolham o que cair no chão. Deixem as espigas para os pobres e para os estrangeiros. Eu sou o SENHOR, seu Deus”.</w:t>
       </w:r>
     </w:p>
     <w:p>
@@ -14867,7 +14867,7 @@
         <w:rPr>
           <w:lang w:val="pt_PT" w:bidi="pt_PT"/>
         </w:rPr>
-        <w:t xml:space="preserve"> Nesse dia não farão nenhum tipo de trabalho e apresentarão ao SENHOR uma oferta queimada".</w:t>
+        <w:t xml:space="preserve"> Nesse dia não farão nenhum tipo de trabalho e apresentarão ao SENHOR uma oferta queimada”.</w:t>
       </w:r>
     </w:p>
     <w:p>
@@ -14909,7 +14909,7 @@
         <w:rPr>
           <w:lang w:val="pt_PT" w:bidi="pt_PT"/>
         </w:rPr>
-        <w:t xml:space="preserve"> "No décimo dia do sétimo mês será o Dia da Expiação. Nesse dia vocês farão uma reunião sagrada, se humilharãoOujejuarão." class="footnote-marker"&gt;1 e apresentarão ao SENHOR uma oferta queimada.</w:t>
+        <w:t xml:space="preserve"> "No décimo dia do sétimo mês será o Dia da Expiação. Nesse dia vocês farão uma reunião sagrada, se humilharão e apresentarão ao SENHOR uma oferta queimada.</w:t>
       </w:r>
     </w:p>
     <w:p>
@@ -15014,7 +15014,7 @@
         <w:rPr>
           <w:lang w:val="pt_PT" w:bidi="pt_PT"/>
         </w:rPr>
-        <w:t xml:space="preserve"> Será um dia de descanso completo, e vocês se humilharão. Celebrarão esse sábado do entardecer do nono dia ao entardecer do dia seguinte".</w:t>
+        <w:t xml:space="preserve"> Será um dia de descanso completo, e vocês se humilharão. Celebrarão esse sábado do entardecer do nono dia ao entardecer do dia seguinte”.</w:t>
       </w:r>
     </w:p>
     <w:p>
@@ -15119,7 +15119,7 @@
         <w:rPr>
           <w:lang w:val="pt_PT" w:bidi="pt_PT"/>
         </w:rPr>
-        <w:t xml:space="preserve"> ("Essas são as festas fixas do SENHOR, nas quais vocês convocarão reuniões sagradas e apresentarão ao SENHOR holocaustos, ofertas de cereais, sacrifícios e ofertas derramadas, cada um no dia apropriado.</w:t>
+        <w:t xml:space="preserve"> (”Essas são as festas fixas do SENHOR, nas quais vocês convocarão reuniões sagradas e apresentarão ao SENHOR holocaustos, ofertas de cereais, sacrifícios e ofertas derramadas, cada um no dia apropriado.</w:t>
       </w:r>
     </w:p>
     <w:p>
@@ -15245,7 +15245,7 @@
         <w:rPr>
           <w:lang w:val="pt_PT" w:bidi="pt_PT"/>
         </w:rPr>
-        <w:t xml:space="preserve"> para que as gerações futuras saibam que eu fiz os israelitas habitarem em tendas quando os tirei do Egito. Eu sou o SENHOR, seu Deus".</w:t>
+        <w:t xml:space="preserve"> para que as gerações futuras saibam que eu fiz os israelitas habitarem em tendas quando os tirei do Egito. Eu sou o SENHOR, seu Deus”.</w:t>
       </w:r>
     </w:p>
     <w:p>
@@ -15387,7 +15387,7 @@
         <w:rPr>
           <w:lang w:val="pt_PT" w:bidi="pt_PT"/>
         </w:rPr>
-        <w:t xml:space="preserve"> "Use quatro litrosOu dois quilos. " class="footnote-marker"&gt;1 de farinha da melhor qualidade para cada um dos doze pães que serão assados.</w:t>
+        <w:t xml:space="preserve"> "Use quatro litros de farinha da melhor qualidade para cada um dos doze pães que serão assados.</w:t>
       </w:r>
     </w:p>
     <w:p>
@@ -15471,7 +15471,7 @@
         <w:rPr>
           <w:lang w:val="pt_PT" w:bidi="pt_PT"/>
         </w:rPr>
-        <w:t xml:space="preserve"> Esses pães serão de Arão e de seus filhos, os quais devem comê-los no lugar sagrado, pois é parte santíssima das ofertas queimadas ao SENHOR, como decreto permanente".</w:t>
+        <w:t xml:space="preserve"> Esses pães serão de Arão e de seus filhos, os quais devem comê-los no lugar sagrado, pois é parte santíssima das ofertas queimadas ao SENHOR, como decreto permanente”.</w:t>
       </w:r>
     </w:p>
     <w:p>
@@ -15744,7 +15744,7 @@
         <w:rPr>
           <w:lang w:val="pt_PT" w:bidi="pt_PT"/>
         </w:rPr>
-        <w:t xml:space="preserve"> "A mesma lei valerá para todos — tanto para o estrangeiro quanto para o natural. Eu sou o SENHOR, seu Deus".</w:t>
+        <w:t xml:space="preserve"> "A mesma lei valerá para todos — tanto para o estrangeiro quanto para o natural. Eu sou o SENHOR, seu Deus”.</w:t>
       </w:r>
     </w:p>
     <w:p>
@@ -15928,7 +15928,7 @@
         <w:rPr>
           <w:lang w:val="pt_PT" w:bidi="pt_PT"/>
         </w:rPr>
-        <w:t xml:space="preserve"> Seus rebanhos e os animais selvagens da terra também poderão se alimentar do que a terra produzir."</w:t>
+        <w:t xml:space="preserve"> Seus rebanhos e os animais selvagens da terra também poderão se alimentar do que a terra produzir.”</w:t>
       </w:r>
     </w:p>
     <w:p>
@@ -16201,7 +16201,7 @@
         <w:rPr>
           <w:lang w:val="pt_PT" w:bidi="pt_PT"/>
         </w:rPr>
-        <w:t xml:space="preserve"> Se vocês perguntarem: "O que vamos comer no sétimo ano, já que não podemos semear nem colher?",</w:t>
+        <w:t xml:space="preserve"> Se vocês perguntarem: “O que vamos comer no sétimo ano, já que não podemos semear nem colher?”,</w:t>
       </w:r>
     </w:p>
     <w:p>
@@ -16243,7 +16243,7 @@
         <w:rPr>
           <w:lang w:val="pt_PT" w:bidi="pt_PT"/>
         </w:rPr>
-        <w:t xml:space="preserve"> Vocês semearão no oitavo ano, mas ainda estarão comendo da colheita anterior, até que venha a nova colheita no nono ano."</w:t>
+        <w:t xml:space="preserve"> Vocês semearão no oitavo ano, mas ainda estarão comendo da colheita anterior, até que venha a nova colheita no nono ano.”</w:t>
       </w:r>
     </w:p>
     <w:p>
@@ -16495,7 +16495,7 @@
         <w:rPr>
           <w:lang w:val="pt_PT" w:bidi="pt_PT"/>
         </w:rPr>
-        <w:t xml:space="preserve"> Os campos ao redor das cidades dos levitas não podem ser vendidos, pois pertencem a eles permanentemente."</w:t>
+        <w:t xml:space="preserve"> Os campos ao redor das cidades dos levitas não podem ser vendidos, pois pertencem a eles permanentemente.”</w:t>
       </w:r>
     </w:p>
     <w:p>
@@ -16936,7 +16936,7 @@
         <w:rPr>
           <w:lang w:val="pt_PT" w:bidi="pt_PT"/>
         </w:rPr>
-        <w:t xml:space="preserve"> Os israelitas servem a mim. São meus servos que tirei do Egito. Eu sou o SENHOR, seu Deus."</w:t>
+        <w:t xml:space="preserve"> Os israelitas servem a mim. São meus servos que tirei do Egito. Eu sou o SENHOR, seu Deus.”</w:t>
       </w:r>
     </w:p>
     <w:p>
@@ -17225,7 +17225,7 @@
         <w:rPr>
           <w:lang w:val="pt_PT" w:bidi="pt_PT"/>
         </w:rPr>
-        <w:t xml:space="preserve"> Eu sou o SENHOR, seu Deus, que os tirou do Egito para que não fossem mais escravos; quebrei as correntes de seu jugo para que andassem de cabeça erguida."</w:t>
+        <w:t xml:space="preserve"> Eu sou o SENHOR, seu Deus, que os tirou do Egito para que não fossem mais escravos; quebrei as correntes de seu jugo para que andassem de cabeça erguida.”</w:t>
       </w:r>
     </w:p>
     <w:p>
@@ -17897,7 +17897,7 @@
         <w:rPr>
           <w:lang w:val="pt_PT" w:bidi="pt_PT"/>
         </w:rPr>
-        <w:t xml:space="preserve"> Por amor deles, lembrarei da aliança com seus antepassados, que tirei da terra do Egito diante das nações, para ser o Deus deles. Eu sou o SENHOR".</w:t>
+        <w:t xml:space="preserve"> Por amor deles, lembrarei da aliança com seus antepassados, que tirei da terra do Egito diante das nações, para ser o Deus deles. Eu sou o SENHOR”.</w:t>
       </w:r>
     </w:p>
     <w:p>
@@ -17997,7 +17997,7 @@
         <w:rPr>
           <w:lang w:val="pt_PT" w:bidi="pt_PT"/>
         </w:rPr>
-        <w:t xml:space="preserve"> se for homem entre vinte e sessenta anos, a avaliação será de seiscentos gramasOu cinquenta siclos." class="footnote-marker"&gt;1 de prata, conforme o peso padrão do santuário;</w:t>
+        <w:t xml:space="preserve"> se for homem entre vinte e sessenta anos, a avaliação será de seiscentos gramas de prata, conforme o peso padrão do santuário;</w:t>
       </w:r>
     </w:p>
     <w:p>
@@ -18018,7 +18018,7 @@
         <w:rPr>
           <w:lang w:val="pt_PT" w:bidi="pt_PT"/>
         </w:rPr>
-        <w:t xml:space="preserve"> se for mulher, a avaliação será de 360 gramasOu trinta siclos." class="footnote-marker"&gt;2 de prata.</w:t>
+        <w:t xml:space="preserve"> se for mulher, a avaliação será de 360 gramas de prata.</w:t>
       </w:r>
     </w:p>
     <w:p>
@@ -18039,7 +18039,7 @@
         <w:rPr>
           <w:lang w:val="pt_PT" w:bidi="pt_PT"/>
         </w:rPr>
-        <w:t xml:space="preserve"> Se for menino entre cinco e vinte anos, a avaliação será de 240 gramasOu vinte siclos." class="footnote-marker"&gt;3 de prata; se for menina, 120 gramas.Ou dez siclos." class="footnote-marker"&gt;4</w:t>
+        <w:t xml:space="preserve"> Se for menino entre cinco e vinte anos, a avaliação será de 240 gramas de prata; se for menina, 120 gramas.</w:t>
       </w:r>
     </w:p>
     <w:p>
@@ -18060,7 +18060,7 @@
         <w:rPr>
           <w:lang w:val="pt_PT" w:bidi="pt_PT"/>
         </w:rPr>
-        <w:t xml:space="preserve"> Se for menino entre um mês e cinco anos, a avaliação será de 60 gramasOu cinco siclos." class="footnote-marker"&gt;5 de prata; e, se for menina, de 36 gramas.Ou três siclos." class="footnote-marker"&gt;6</w:t>
+        <w:t xml:space="preserve"> Se for menino entre um mês e cinco anos, a avaliação será de 60 gramas de prata; e, se for menina, de 36 gramas.</w:t>
       </w:r>
     </w:p>
     <w:p>
@@ -18081,7 +18081,7 @@
         <w:rPr>
           <w:lang w:val="pt_PT" w:bidi="pt_PT"/>
         </w:rPr>
-        <w:t xml:space="preserve"> Se tiver sessenta anos ou mais, a avaliação será de 180 gramasOu dez siclos." class="footnote-marker"&gt;7 de prata para o homem e de 120 gramasOu seis siclos." class="footnote-marker"&gt;8 para a mulher.</w:t>
+        <w:t xml:space="preserve"> Se tiver sessenta anos ou mais, a avaliação será de 180 gramas de prata para o homem e de 120 gramas para a mulher.</w:t>
       </w:r>
     </w:p>
     <w:p>
@@ -18270,7 +18270,7 @@
         <w:rPr>
           <w:lang w:val="pt_PT" w:bidi="pt_PT"/>
         </w:rPr>
-        <w:t xml:space="preserve"> "Se alguém consagrar ao SENHOR uma parte de sua propriedade familiar, o valor será calculado segundo a semente necessária: 600 gramasOu cinquenta siclos." class="footnote-marker"&gt;9 de prata para 220 litrosOu um gômer." class="footnote-marker"&gt;10 de sementes de cevada.</w:t>
+        <w:t xml:space="preserve"> "Se alguém consagrar ao SENHOR uma parte de sua propriedade familiar, o valor será calculado segundo a semente necessária: 600 gramas de prata para 220 litros de sementes de cevada.</w:t>
       </w:r>
     </w:p>
     <w:p>
@@ -18459,7 +18459,7 @@
         <w:rPr>
           <w:lang w:val="pt_PT" w:bidi="pt_PT"/>
         </w:rPr>
-        <w:t xml:space="preserve"> Todas as avaliações serão feitas conforme o peso padrão do santuário, que equivale a doze gramas.Ou vinte geras." class="footnote-marker"&gt;11</w:t>
+        <w:t xml:space="preserve"> Todas as avaliações serão feitas conforme o peso padrão do santuário, que equivale a doze gramas.</w:t>
       </w:r>
     </w:p>
     <w:p>
@@ -18627,7 +18627,7 @@
         <w:rPr>
           <w:lang w:val="pt_PT" w:bidi="pt_PT"/>
         </w:rPr>
-        <w:t xml:space="preserve"> Não se fará distinção entre bom e ruim, nem se fará troca; e, se houver troca, ambos os animais serão santos e não poderão ser resgatados".</w:t>
+        <w:t xml:space="preserve"> Não se fará distinção entre bom e ruim, nem se fará troca; e, se houver troca, ambos os animais serão santos e não poderão ser resgatados”.</w:t>
       </w:r>
     </w:p>
     <w:p>
